--- a/docs/voice-platform/29-the-four-bugs-and-the-turn-detector-truth-2026-09-06.docx
+++ b/docs/voice-platform/29-the-four-bugs-and-the-turn-detector-truth-2026-09-06.docx
@@ -1197,7 +1197,158 @@
           <w:rFonts w:ascii="Nirmala UI" w:hAnsi="Nirmala UI" w:eastAsia="Nirmala UI" w:cs="Nirmala UI"/>
           <w:color w:val="1F4E79"/>
         </w:rPr>
-        <w:t>3. Why it sounded robotic — and it was never the prompt</w:t>
+        <w:t>3. Robotic — a correction, and why fillers are NOT the answer</w:t>
+      </w:r>
+    </w:p>
+    <w:p>
+      <w:pPr>
+        <w:spacing w:before="120" w:after="120"/>
+        <w:ind w:left="432"/>
+      </w:pPr>
+      <w:r>
+        <w:rPr>
+          <w:rFonts w:ascii="Nirmala UI" w:hAnsi="Nirmala UI" w:eastAsia="Nirmala UI" w:cs="Nirmala UI"/>
+          <w:b/>
+          <w:i/>
+          <w:color w:val="5A5A5A"/>
+        </w:rPr>
+        <w:t>CORRECTED later the same day.</w:t>
+      </w:r>
+      <w:r>
+        <w:rPr>
+          <w:rFonts w:ascii="Nirmala UI" w:hAnsi="Nirmala UI" w:eastAsia="Nirmala UI" w:cs="Nirmala UI"/>
+          <w:i/>
+          <w:color w:val="5A5A5A"/>
+        </w:rPr>
+        <w:t xml:space="preserve"> The section below was written believing the backchannel fillers were the fix. They are not, and they have been left OFF.  </w:t>
+      </w:r>
+      <w:r>
+        <w:rPr>
+          <w:rFonts w:ascii="Consolas" w:hAnsi="Consolas" w:eastAsia="Consolas" w:cs="Consolas"/>
+          <w:i/>
+          <w:color w:val="5A5A5A"/>
+          <w:sz w:val="18"/>
+        </w:rPr>
+        <w:t>DEFAULT_FILLERS_ENABLED = False</w:t>
+      </w:r>
+      <w:r>
+        <w:rPr>
+          <w:rFonts w:ascii="Nirmala UI" w:hAnsi="Nirmala UI" w:eastAsia="Nirmala UI" w:cs="Nirmala UI"/>
+          <w:i/>
+          <w:color w:val="5A5A5A"/>
+        </w:rPr>
+        <w:t xml:space="preserve"> is deliberate, and the comment above it records why: fillers were shipped to this client </w:t>
+      </w:r>
+      <w:r>
+        <w:rPr>
+          <w:rFonts w:ascii="Nirmala UI" w:hAnsi="Nirmala UI" w:eastAsia="Nirmala UI" w:cs="Nirmala UI"/>
+          <w:b/>
+          <w:i/>
+          <w:color w:val="5A5A5A"/>
+        </w:rPr>
+        <w:t>twice</w:t>
+      </w:r>
+      <w:r>
+        <w:rPr>
+          <w:rFonts w:ascii="Nirmala UI" w:hAnsi="Nirmala UI" w:eastAsia="Nirmala UI" w:cs="Nirmala UI"/>
+          <w:i/>
+          <w:color w:val="5A5A5A"/>
+        </w:rPr>
+        <w:t xml:space="preserve"> and he heard them both times.  </w:t>
+      </w:r>
+      <w:r>
+        <w:rPr>
+          <w:rFonts w:ascii="Nirmala UI" w:hAnsi="Nirmala UI" w:eastAsia="Nirmala UI" w:cs="Nirmala UI"/>
+          <w:i/>
+          <w:color w:val="5A5A5A"/>
+        </w:rPr>
+        <w:t xml:space="preserve"> run 267 (v1) — a clip at the VAD stop, then 1.0–1.8 s of silence anyway: </w:t>
+      </w:r>
+      <w:r>
+        <w:rPr>
+          <w:rFonts w:ascii="Nirmala UI" w:hAnsi="Nirmala UI" w:eastAsia="Nirmala UI" w:cs="Nirmala UI"/>
+          <w:i/>
+          <w:color w:val="5A5A5A"/>
+        </w:rPr>
+        <w:t>"that aaa in the middle ... it is like scripted"</w:t>
+      </w:r>
+      <w:r>
+        <w:rPr>
+          <w:rFonts w:ascii="Nirmala UI" w:hAnsi="Nirmala UI" w:eastAsia="Nirmala UI" w:cs="Nirmala UI"/>
+          <w:i/>
+          <w:color w:val="5A5A5A"/>
+        </w:rPr>
+        <w:t xml:space="preserve"> </w:t>
+      </w:r>
+      <w:r>
+        <w:rPr>
+          <w:rFonts w:ascii="Nirmala UI" w:hAnsi="Nirmala UI" w:eastAsia="Nirmala UI" w:cs="Nirmala UI"/>
+          <w:i/>
+          <w:color w:val="5A5A5A"/>
+        </w:rPr>
+        <w:t xml:space="preserve"> run 273 (v2) — a continuous paced cover. The caller heard the word as a stray interjection and asked what it was: </w:t>
+      </w:r>
+      <w:r>
+        <w:rPr>
+          <w:rFonts w:ascii="Nirmala UI" w:hAnsi="Nirmala UI" w:eastAsia="Nirmala UI" w:cs="Nirmala UI"/>
+          <w:i/>
+          <w:color w:val="5A5A5A"/>
+        </w:rPr>
+        <w:t>"ఆ ఏంది మంచిది ఏంది అది?"</w:t>
+      </w:r>
+      <w:r>
+        <w:rPr>
+          <w:rFonts w:ascii="Nirmala UI" w:hAnsi="Nirmala UI" w:eastAsia="Nirmala UI" w:cs="Nirmala UI"/>
+          <w:i/>
+          <w:color w:val="5A5A5A"/>
+        </w:rPr>
+        <w:t xml:space="preserve"> — what is this "మంచిది"?  The defect is upstream of timing: </w:t>
+      </w:r>
+      <w:r>
+        <w:rPr>
+          <w:rFonts w:ascii="Nirmala UI" w:hAnsi="Nirmala UI" w:eastAsia="Nirmala UI" w:cs="Nirmala UI"/>
+          <w:b/>
+          <w:i/>
+          <w:color w:val="5A5A5A"/>
+        </w:rPr>
+        <w:t>a pre-recorded word does not sound like the sentence it precedes.</w:t>
+      </w:r>
+      <w:r>
+        <w:rPr>
+          <w:rFonts w:ascii="Nirmala UI" w:hAnsi="Nirmala UI" w:eastAsia="Nirmala UI" w:cs="Nirmala UI"/>
+          <w:i/>
+          <w:color w:val="5A5A5A"/>
+        </w:rPr>
+        <w:t xml:space="preserve"> Different prosody, leads nowhere, and the caller notices. It is also directly against this project's standing requirement that replies be fully dynamic; pre-recorded speech has already been rejected here.  So the two bugs below are real and worth fixing — the renderer could not reach the live voice, and stale clips could outrank correct ones — but fixing them </w:t>
+      </w:r>
+      <w:r>
+        <w:rPr>
+          <w:rFonts w:ascii="Nirmala UI" w:hAnsi="Nirmala UI" w:eastAsia="Nirmala UI" w:cs="Nirmala UI"/>
+          <w:b/>
+          <w:i/>
+          <w:color w:val="5A5A5A"/>
+        </w:rPr>
+        <w:t>does not fix "robotic", and the feature stays off.</w:t>
+      </w:r>
+      <w:r>
+        <w:rPr>
+          <w:rFonts w:ascii="Nirmala UI" w:hAnsi="Nirmala UI" w:eastAsia="Nirmala UI" w:cs="Nirmala UI"/>
+          <w:i/>
+          <w:color w:val="5A5A5A"/>
+        </w:rPr>
+        <w:t xml:space="preserve"> What remains for robotic is the gap itself (latency, §5) and reply wording, both of which are generated rather than spliced.</w:t>
+      </w:r>
+    </w:p>
+    <w:p>
+      <w:pPr>
+        <w:pStyle w:val="Heading2"/>
+      </w:pPr>
+      <w:r>
+        <w:rPr>
+          <w:rFonts w:ascii="Nirmala UI" w:hAnsi="Nirmala UI" w:eastAsia="Nirmala UI" w:cs="Nirmala UI"/>
+          <w:color w:val="1F4E79"/>
+        </w:rPr>
+        <w:t>The two bugs found while investigating (fixed; feature still off)</w:t>
       </w:r>
     </w:p>
     <w:p>
@@ -3330,14 +3481,14 @@
                 <w:b/>
                 <w:sz w:val="18"/>
               </w:rPr>
-              <w:t>fixed</w:t>
+              <w:t>NOT fixed</w:t>
             </w:r>
             <w:r>
               <w:rPr>
                 <w:rFonts w:ascii="Nirmala UI" w:hAnsi="Nirmala UI" w:eastAsia="Nirmala UI" w:cs="Nirmala UI"/>
                 <w:sz w:val="18"/>
               </w:rPr>
-              <w:t xml:space="preserve"> — six clips now render in the live voice</w:t>
+              <w:t xml:space="preserve"> — fillers were the wrong answer and stay off; see the correction in §3</w:t>
             </w:r>
           </w:p>
         </w:tc>
